--- a/companies/saltmarsh-environmental/Firm/Firm Overview 2015 v3.docx
+++ b/companies/saltmarsh-environmental/Firm/Firm Overview 2015 v3.docx
@@ -7,7 +7,12 @@
         <w:pStyle w:val="Heading1"/>
       </w:pPr>
       <w:r>
-        <w:t>Saltmarsh Environmental Partners LLC</w:t>
+        <w:t>Saltmarsh Environmental Partners</w:t>
+      </w:r>
+    </w:p>
+    <w:p>
+      <w:r>
+        <w:t>Saltmarsh Environmental Partners is a small environmental consultancy on the estuary. We opened in 2011 to do field-based environmental work well and close to home, and we have held the firm to a size where the people who sign a report are the same people who stood on the site and took the measurements behind it. There are five of us. That is a deliberate limit, not a phase we are trying to grow out of, and it means we take on the work we can do properly and turn the rest away. Most clients come to understand that once they have watched us work a site.</w:t>
       </w:r>
     </w:p>
     <w:p>
@@ -15,12 +20,17 @@
         <w:pStyle w:val="Heading2"/>
       </w:pPr>
       <w:r>
-        <w:t>Firm Overview</w:t>
+        <w:t>The work we do</w:t>
       </w:r>
     </w:p>
     <w:p>
       <w:r>
-        <w:t>Saltmarsh Environmental Partners is an environmental consultancy working on and around a tidal estuary. We draw wetland lines. We find out what a property has been used for and what that use left behind. We sample sediment and water, and we go back to the same plots season after season because a restoration permit says someone has to. The firm is small, and small on purpose: the people who go into the field are the people who write the report, and there is no layer between them and the person who signs it. Most of what we produce is unexciting by design. A delineation that holds, a file a reviewer can follow, a total that traces back to the sheet it came from.</w:t>
+        <w:t>Our work begins in the field and ends on a regulator's desk. We delineate wetlands, drawing and documenting the line a landowner needs before a project can move. We carry out Phase I environmental site assessments, the deed-and-file research into how a parcel was used and what that use may have left in the ground, paired with a walk of the site to test the record against what is actually there. We run sediment sampling programs, staged around the tide rather than the calendar, and we build the data workbooks a submission ultimately rests on. And we handle the long tail of monitoring that a restoration permit requires, the return visits stretched over years that show whether a marsh is coming back the way the permit said it would.</w:t>
+      </w:r>
+    </w:p>
+    <w:p>
+      <w:r>
+        <w:t>Pamela Brown handles much of our delineation work. She will walk a wetland boundary as many times as it takes before she is willing to commit to a line, and she writes it up densely enough that a colleague could reconstruct the day from her notes alone. That is the standard across the field side: the record is written to be checked, not admired.</w:t>
       </w:r>
     </w:p>
     <w:p>
@@ -28,44 +38,12 @@
         <w:pStyle w:val="Heading2"/>
       </w:pPr>
       <w:r>
-        <w:t>What we do</w:t>
+        <w:t>Who we work for</w:t>
       </w:r>
     </w:p>
     <w:p>
       <w:r>
-        <w:t>Four service lines, which in practice overlap on most sites:</w:t>
-      </w:r>
-    </w:p>
-    <w:p>
-      <w:pPr>
-        <w:pStyle w:val="ListBullet"/>
-      </w:pPr>
-      <w:r>
-        <w:t>Wetland delineation. Field determination of the boundary using the accepted method, flagged and documented so that the line can be defended to the agency that has to accept it, and reproduced by somebody else standing in the same spot.</w:t>
-      </w:r>
-    </w:p>
-    <w:p>
-      <w:pPr>
-        <w:pStyle w:val="ListBullet"/>
-      </w:pPr>
-      <w:r>
-        <w:t>Phase I environmental site assessment. The records end of the work: use history, aerials, agency files, and interviews, assembled into a finding that says what the record supports and, where it matters, what the record does not reach.</w:t>
-      </w:r>
-    </w:p>
-    <w:p>
-      <w:pPr>
-        <w:pStyle w:val="ListBullet"/>
-      </w:pPr>
-      <w:r>
-        <w:t>Sediment and water sampling. Programs designed around the question actually being asked, run with a chain of custody that will survive a reviewer's attention, and reported with the laboratory's qualifiers intact rather than tidied away.</w:t>
-      </w:r>
-    </w:p>
-    <w:p>
-      <w:pPr>
-        <w:pStyle w:val="ListBullet"/>
-      </w:pPr>
-      <w:r>
-        <w:t>Post-permit monitoring. Plots and transects revisited on the schedule the permit sets, measured the same way each time, and recorded so that one year can be compared with another without an argument about method.</w:t>
+        <w:t>Our clients come from three directions, and each asks something a little different of us. There is a port authority, with land and water to manage and its own regulators to answer to. There is a county conservation district that holds ground in trust and needs it watched honestly rather than optimistically. And there are private landowners, who usually find us because a wetland sits between them and something they want to build, and who need that boundary drawn and defended before they can proceed. The work looks different across the three, but the obligation underneath it does not change. We measure carefully, we report exactly what we found and no more, and we set it down in a form that will still make plain sense to an agency reviewer who opens the file years after we have closed it.</w:t>
       </w:r>
     </w:p>
     <w:p>
@@ -73,17 +51,12 @@
         <w:pStyle w:val="Heading2"/>
       </w:pPr>
       <w:r>
-        <w:t>How we work</w:t>
+        <w:t>A recent engagement</w:t>
       </w:r>
     </w:p>
     <w:p>
       <w:r>
-        <w:t>Our documents have two readers. The first is the client, who has a decision to make and a schedule to keep. The second is an agency reviewer who will open the file some years from now with no memory of the site, the season, or any of us, and who will want to know what was measured, where, on what date, and by whom. We write for the second reader, which mostly serves the first one too. It also means we hedge where the data hedges. A finding that says more than the field work supports is not a service to a client; it is a liability with a signature on it. Clients occasionally want a degree of certainty the work does not provide. We will explain, at whatever length is required, why the qualifier stays in, and we have not yet met the reviewer who was persuaded by an adjective.</w:t>
-      </w:r>
-    </w:p>
-    <w:p>
-      <w:r>
-        <w:t>Angela Flynn, the firm's Managing Principal, reads every deliverable before it leaves the office and checks where the totals came from before asking what they mean. Pamela Brown handles the records-heavy assessments, the ones where the answer is in old files and aerials rather than out in the marsh, and she will document a gap in the record rather than fill it with a plausible inference. Tammy Parks runs the office, which in this firm means that scopes go out, come back countersigned, get scanned, and can be found again, and that nobody discovers a submittal deadline the week it falls.</w:t>
+        <w:t>One current project gives a fair picture of how we operate. This year we are doing work for Dyer and Sons, and it has run the way we like a project to run: a scope agreed in plain language up front, fieldwork done on the estuary's schedule rather than our own convenience, and every figure checked before a page of it left the office. We offer it as a single illustration of the kind of work we take on, not as a summary of the firm, and as a matter of habit we keep one client's particulars well clear of any conversation with another.</w:t>
       </w:r>
     </w:p>
     <w:p>
@@ -91,12 +64,12 @@
         <w:pStyle w:val="Heading2"/>
       </w:pPr>
       <w:r>
-        <w:t>Representative work</w:t>
+        <w:t>How the office runs</w:t>
       </w:r>
     </w:p>
     <w:p>
       <w:r>
-        <w:t>Our current engagement is for Dyer and Sons. The shape of it is the ordinary shape of our work: a scope agreed in writing before anyone goes out, field days planned around tides rather than around calendars, a data record built to be checked, and a report written so that the person who reads it after we are all gone can tell exactly what was done. We are glad to discuss that work, within what the client permits us to say about it.</w:t>
+        <w:t>A firm this size lives or dies on its record-keeping, so we treat that as real work and not overhead. Tammy Parks keeps the correspondence moving, which in our trade means the scopes that go out as letters and come back countersigned and scanned, filed so that we can always say who signed what and on what day it returned. Every workbook total is read and checked before a submission reaches an agency, on the plain principle that a number no one has verified is a number the firm cannot defend. And when a finding warrants a hedge, we write the hedge and stand by it. In this line of work an honest account of what we do not yet know is part of the finding, not an apology for it.</w:t>
       </w:r>
     </w:p>
     <w:p>
@@ -104,12 +77,12 @@
         <w:pStyle w:val="Heading2"/>
       </w:pPr>
       <w:r>
-        <w:t>Engaging the firm</w:t>
+        <w:t>Where to start</w:t>
       </w:r>
     </w:p>
     <w:p>
       <w:r>
-        <w:t>Scopes go out as a letter, in plain terms, with the assumptions stated and the exclusions stated more plainly still. We ask for it countersigned before mobilizing. If the field conditions turn out not to match the assumptions, which on an estuary happens more often than not, we say so at the time and in writing rather than at the end and in an invoice. Fieldwork is scheduled around the estuary, not around a calendar, and we will say at the outset which weeks are workable and why. Small firm, direct line: the person who answers the question is the person who did the work.</w:t>
+        <w:t>If you have a parcel with a wetland question on it, a site whose history you need pinned down before you commit, or a monitoring obligation you would rather hand to people who will actually make the visits, the place to start is a conversation. Angela Flynn will walk you through what the work would involve, what it would cost, and what we would need from you to do it properly.</w:t>
       </w:r>
     </w:p>
     <w:sectPr>
